--- a/zht/docx/64.content.docx
+++ b/zht/docx/64.content.docx
@@ -19,7 +19,7 @@
         <w:rPr>
           <w:lang w:val="zh_TW" w:bidi="zh_TW"/>
         </w:rPr>
-        <w:t>Resource: 研讀筆記 - 書籍簡介 (Tyndale)</w:t>
+        <w:t>Resource: Tyndale Open Study Notes</w:t>
       </w:r>
       <w:r>
         <w:rPr>
@@ -112,7 +112,7 @@
         <w:rPr>
           <w:lang w:val="zh_TW" w:bidi="zh_TW"/>
         </w:rPr>
-        <w:t>研讀筆記 - 書籍簡介 (Tyndale)</w:t>
+        <w:t>Tyndale Open Study Notes</w:t>
       </w:r>
     </w:p>
     <w:p>

--- a/zht/docx/64.content.docx
+++ b/zht/docx/64.content.docx
@@ -19,7 +19,7 @@
         <w:rPr>
           <w:lang w:val="zh_TW" w:bidi="zh_TW"/>
         </w:rPr>
-        <w:t>Resource: Tyndale Open Study Notes</w:t>
+        <w:t>Resource: Aquifer Open Study Notes (Book Intros)</w:t>
       </w:r>
       <w:r>
         <w:rPr>
@@ -112,7 +112,7 @@
         <w:rPr>
           <w:lang w:val="zh_TW" w:bidi="zh_TW"/>
         </w:rPr>
-        <w:t>Tyndale Open Study Notes</w:t>
+        <w:t>Aquifer Open Study Notes (Book Intros)</w:t>
       </w:r>
     </w:p>
     <w:p>

--- a/zht/docx/64.content.docx
+++ b/zht/docx/64.content.docx
@@ -270,18 +270,12 @@
         </w:rPr>
         <w:t>，「背景」）。有些教師和領袖自稱是屬靈的，卻教導不同的關於基督的教義，也沒有對教會成員提出同樣的管教要求。他們假設自己有權柄，拒絕約翰的權柄。他們還歪曲了使徒的教導。丟特腓是那些脫離使徒團契的人之一（參</w:t>
       </w:r>
-      <w:hyperlink r:id="rId13">
-        <w:r>
-          <w:rPr>
-            <w:lang w:val="zh_TW" w:bidi="zh_TW"/>
-          </w:rPr>
-          <w:rPr>
-            <w:color w:val="0000EE"/>
-            <w:u w:val="single"/>
-          </w:rPr>
-          <w:t>約一2:18–19</w:t>
-        </w:r>
-      </w:hyperlink>
+      <w:r>
+        <w:rPr>
+          <w:lang w:val="zh_TW" w:bidi="zh_TW"/>
+        </w:rPr>
+        <w:t>約一2:18–19</w:t>
+      </w:r>
       <w:r>
         <w:rPr>
           <w:lang w:val="zh_TW" w:bidi="zh_TW"/>
@@ -327,18 +321,12 @@
         </w:rPr>
         <w:t>在所有新約書信中，約翰三書最典型地反映了第一世紀希臘和羅馬的私人書信。與那個時代的其它書信一樣，約翰三書的起頭是表明作者（「長老」）和收信人（「該猶」）的身份（</w:t>
       </w:r>
-      <w:hyperlink r:id="rId14">
-        <w:r>
-          <w:rPr>
-            <w:lang w:val="zh_TW" w:bidi="zh_TW"/>
-          </w:rPr>
-          <w:rPr>
-            <w:color w:val="0000EE"/>
-            <w:u w:val="single"/>
-          </w:rPr>
-          <w:t>1:1–4</w:t>
-        </w:r>
-      </w:hyperlink>
+      <w:r>
+        <w:rPr>
+          <w:lang w:val="zh_TW" w:bidi="zh_TW"/>
+        </w:rPr>
+        <w:t>1:1–4</w:t>
+      </w:r>
       <w:r>
         <w:rPr>
           <w:lang w:val="zh_TW" w:bidi="zh_TW"/>
@@ -359,18 +347,12 @@
         </w:rPr>
         <w:t>在這封信的正文中（</w:t>
       </w:r>
-      <w:hyperlink r:id="rId15">
-        <w:r>
-          <w:rPr>
-            <w:lang w:val="zh_TW" w:bidi="zh_TW"/>
-          </w:rPr>
-          <w:rPr>
-            <w:color w:val="0000EE"/>
-            <w:u w:val="single"/>
-          </w:rPr>
-          <w:t>1:5–12</w:t>
-        </w:r>
-      </w:hyperlink>
+      <w:r>
+        <w:rPr>
+          <w:lang w:val="zh_TW" w:bidi="zh_TW"/>
+        </w:rPr>
+        <w:t>1:5–12</w:t>
+      </w:r>
       <w:r>
         <w:rPr>
           <w:lang w:val="zh_TW" w:bidi="zh_TW"/>
@@ -391,18 +373,12 @@
         </w:rPr>
         <w:t>與該猶相反，一位名叫丟特腓的教會領袖受到了使徒的譴責（</w:t>
       </w:r>
-      <w:hyperlink r:id="rId16">
-        <w:r>
-          <w:rPr>
-            <w:lang w:val="zh_TW" w:bidi="zh_TW"/>
-          </w:rPr>
-          <w:rPr>
-            <w:color w:val="0000EE"/>
-            <w:u w:val="single"/>
-          </w:rPr>
-          <w:t>1:9–10</w:t>
-        </w:r>
-      </w:hyperlink>
+      <w:r>
+        <w:rPr>
+          <w:lang w:val="zh_TW" w:bidi="zh_TW"/>
+        </w:rPr>
+        <w:t>1:9–10</w:t>
+      </w:r>
       <w:r>
         <w:rPr>
           <w:lang w:val="zh_TW" w:bidi="zh_TW"/>
@@ -423,18 +399,12 @@
         </w:rPr>
         <w:t>約翰接著強調了一個名叫底米丟的人的好名聲（</w:t>
       </w:r>
-      <w:hyperlink r:id="rId17">
-        <w:r>
-          <w:rPr>
-            <w:lang w:val="zh_TW" w:bidi="zh_TW"/>
-          </w:rPr>
-          <w:rPr>
-            <w:color w:val="0000EE"/>
-            <w:u w:val="single"/>
-          </w:rPr>
-          <w:t>1:12</w:t>
-        </w:r>
-      </w:hyperlink>
+      <w:r>
+        <w:rPr>
+          <w:lang w:val="zh_TW" w:bidi="zh_TW"/>
+        </w:rPr>
+        <w:t>1:12</w:t>
+      </w:r>
       <w:r>
         <w:rPr>
           <w:lang w:val="zh_TW" w:bidi="zh_TW"/>
@@ -455,18 +425,12 @@
         </w:rPr>
         <w:t>約翰在信的結尾提到未來訪問的計劃並致以問候（</w:t>
       </w:r>
-      <w:hyperlink r:id="rId18">
-        <w:r>
-          <w:rPr>
-            <w:lang w:val="zh_TW" w:bidi="zh_TW"/>
-          </w:rPr>
-          <w:rPr>
-            <w:color w:val="0000EE"/>
-            <w:u w:val="single"/>
-          </w:rPr>
-          <w:t>1:13–15</w:t>
-        </w:r>
-      </w:hyperlink>
+      <w:r>
+        <w:rPr>
+          <w:lang w:val="zh_TW" w:bidi="zh_TW"/>
+        </w:rPr>
+        <w:t>1:13–15</w:t>
+      </w:r>
       <w:r>
         <w:rPr>
           <w:lang w:val="zh_TW" w:bidi="zh_TW"/>
@@ -498,18 +462,12 @@
         </w:rPr>
         <w:t>這封書信的作者簡稱自己為「長老」（見</w:t>
       </w:r>
-      <w:hyperlink r:id="rId19">
-        <w:r>
-          <w:rPr>
-            <w:lang w:val="zh_TW" w:bidi="zh_TW"/>
-          </w:rPr>
-          <w:rPr>
-            <w:color w:val="0000EE"/>
-            <w:u w:val="single"/>
-          </w:rPr>
-          <w:t>1:1</w:t>
-        </w:r>
-      </w:hyperlink>
+      <w:r>
+        <w:rPr>
+          <w:lang w:val="zh_TW" w:bidi="zh_TW"/>
+        </w:rPr>
+        <w:t>1:1</w:t>
+      </w:r>
       <w:r>
         <w:rPr>
           <w:lang w:val="zh_TW" w:bidi="zh_TW"/>
